--- a/production/worksheets/04-ch4-heat-transfer-student.docx
+++ b/production/worksheets/04-ch4-heat-transfer-student.docx
@@ -27,7 +27,7 @@
           <w:b w:val="0"/>
           <w:i w:val="0"/>
           <w:color w:val="555555"/>
-          <w:sz w:val="22"/>
+          <w:sz w:val="24"/>
         </w:rPr>
         <w:t>Chapter 4 · Energy Transfer · Week 5 (Day 1)</w:t>
       </w:r>
@@ -72,7 +72,7 @@
           <w:b w:val="0"/>
           <w:i w:val="0"/>
           <w:color w:val="1A1A1A"/>
-          <w:sz w:val="22"/>
+          <w:sz w:val="24"/>
         </w:rPr>
         <w:t>What evidence shows that energy transferred between warmer and cooler materials?</w:t>
       </w:r>
@@ -102,7 +102,7 @@
           <w:b w:val="0"/>
           <w:i w:val="0"/>
           <w:color w:val="1A1A1A"/>
-          <w:sz w:val="22"/>
+          <w:sz w:val="24"/>
         </w:rPr>
         <w:t>What do you think will happen to the temperature of the warm water? Of the cooler object?</w:t>
       </w:r>
@@ -162,7 +162,7 @@
           <w:b/>
           <w:i w:val="0"/>
           <w:color w:val="1A1A1A"/>
-          <w:sz w:val="22"/>
+          <w:sz w:val="24"/>
         </w:rPr>
         <w:t>Water is warm (not hot), controlled by the teacher. No hot plates. Handle the thermometer carefully.</w:t>
       </w:r>
@@ -192,7 +192,7 @@
           <w:b w:val="0"/>
           <w:i w:val="0"/>
           <w:color w:val="1A1A1A"/>
-          <w:sz w:val="22"/>
+          <w:sz w:val="24"/>
         </w:rPr>
         <w:t>Record the temperature in °C. Repeat the reading if you can.</w:t>
       </w:r>
@@ -229,7 +229,7 @@
                 <w:b/>
                 <w:i w:val="0"/>
                 <w:color w:val="FFFFFF"/>
-                <w:sz w:val="22"/>
+                <w:sz w:val="24"/>
               </w:rPr>
               <w:t>Material</w:t>
             </w:r>
@@ -254,7 +254,7 @@
                 <w:b/>
                 <w:i w:val="0"/>
                 <w:color w:val="FFFFFF"/>
-                <w:sz w:val="22"/>
+                <w:sz w:val="24"/>
               </w:rPr>
               <w:t>Temperature at start (°C)</w:t>
             </w:r>
@@ -279,7 +279,7 @@
                 <w:b/>
                 <w:i w:val="0"/>
                 <w:color w:val="FFFFFF"/>
-                <w:sz w:val="22"/>
+                <w:sz w:val="24"/>
               </w:rPr>
               <w:t>Temperature later (°C)</w:t>
             </w:r>
@@ -299,7 +299,7 @@
                 <w:b/>
                 <w:i w:val="0"/>
                 <w:color w:val="1A1A1A"/>
-                <w:sz w:val="22"/>
+                <w:sz w:val="24"/>
               </w:rPr>
               <w:t>Warm water</w:t>
             </w:r>
@@ -331,7 +331,7 @@
                 <w:b/>
                 <w:i w:val="0"/>
                 <w:color w:val="1A1A1A"/>
-                <w:sz w:val="22"/>
+                <w:sz w:val="24"/>
               </w:rPr>
               <w:t>Cooler object/container</w:t>
             </w:r>
@@ -363,7 +363,7 @@
                 <w:b/>
                 <w:i w:val="0"/>
                 <w:color w:val="1A1A1A"/>
-                <w:sz w:val="22"/>
+                <w:sz w:val="24"/>
               </w:rPr>
               <w:t>Reading 2 (optional)</w:t>
             </w:r>
@@ -393,7 +393,7 @@
           <w:b w:val="0"/>
           <w:i/>
           <w:color w:val="555555"/>
-          <w:sz w:val="20"/>
+          <w:sz w:val="24"/>
         </w:rPr>
         <w:t>Warm water = about 40 °C or less. Cooler object = room temperature or cooler.</w:t>
       </w:r>
@@ -423,7 +423,7 @@
           <w:b w:val="0"/>
           <w:i w:val="0"/>
           <w:color w:val="1A1A1A"/>
-          <w:sz w:val="22"/>
+          <w:sz w:val="24"/>
         </w:rPr>
         <w:t>Which material got cooler? Which material got warmer?</w:t>
       </w:r>
@@ -483,7 +483,7 @@
           <w:b w:val="0"/>
           <w:i w:val="0"/>
           <w:color w:val="1A1A1A"/>
-          <w:sz w:val="22"/>
+          <w:sz w:val="24"/>
         </w:rPr>
         <w:t>How is the temperature change evidence that heat transferred energy?</w:t>
       </w:r>
